--- a/docs/Relatorio-Teste-de-Mutacao.docx
+++ b/docs/Relatorio-Teste-de-Mutacao.docx
@@ -227,7 +227,34 @@
           <w:szCs w:val="26"/>
           <w:rtl w:val="0"/>
         </w:rPr>
-        <w:t xml:space="preserve">, que gera versões alteradas do código, os mutantes, e verifica se a suíte é capaz de detectá-las. O objetivo foi medir a real eficácia da suíte e fortalecê-la até superar 98% de pontuação de mutação.</w:t>
+        <w:t xml:space="preserve">, que gera versões alteradas do código, os mutantes, e verifica se a suíte é capaz de detectá-las. O objetivo foi medir a real eficácia da suíte e fortalecê-la até superar 98% de pontuação de mutação. E o repositório se encontra nesse link: </w:t>
+      </w:r>
+      <w:hyperlink r:id="rId7">
+        <w:r>
+          <w:rPr>
+            <w:rFonts w:ascii="Times New Roman" w:cs="Times New Roman" w:eastAsia="Times New Roman" w:hAnsi="Times New Roman"/>
+            <w:color w:val="1155cc"/>
+            <w:sz w:val="26"/>
+            <w:szCs w:val="26"/>
+            <w:u w:val="single"/>
+            <w:rtl w:val="0"/>
+          </w:rPr>
+          <w:t xml:space="preserve">MirellyAlvarenga/operacoes-mutante</w:t>
+        </w:r>
+      </w:hyperlink>
+      <w:r>
+        <w:rPr>
+          <w:rFonts w:ascii="Times New Roman" w:cs="Times New Roman" w:eastAsia="Times New Roman" w:hAnsi="Times New Roman"/>
+          <w:sz w:val="26"/>
+          <w:szCs w:val="26"/>
+          <w:rtl w:val="0"/>
+        </w:rPr>
+        <w:t xml:space="preserve">.</w:t>
+      </w:r>
+      <w:r>
+        <w:rPr>
+          <w:rtl w:val="0"/>
+        </w:rPr>
       </w:r>
     </w:p>
     <w:p>
@@ -940,16 +967,16 @@
           <wp:inline distB="0" distT="0" distL="0" distR="0">
             <wp:extent cx="5400000" cy="970000"/>
             <wp:effectExtent b="6350" l="6350" r="6350" t="6350"/>
-            <wp:docPr id="1" name="image1.png"/>
+            <wp:docPr id="1" name="image3.png"/>
             <a:graphic>
               <a:graphicData uri="http://schemas.openxmlformats.org/drawingml/2006/picture">
                 <pic:pic>
                   <pic:nvPicPr>
-                    <pic:cNvPr id="0" name="image1.png"/>
+                    <pic:cNvPr id="0" name="image3.png"/>
                     <pic:cNvPicPr preferRelativeResize="0"/>
                   </pic:nvPicPr>
                   <pic:blipFill>
-                    <a:blip r:embed="rId7"/>
+                    <a:blip r:embed="rId8"/>
                     <a:srcRect b="0" l="0" r="0" t="0"/>
                     <a:stretch>
                       <a:fillRect/>
@@ -1194,173 +1221,6 @@
                 <pic:pic>
                   <pic:nvPicPr>
                     <pic:cNvPr id="0" name="image5.png"/>
-                    <pic:cNvPicPr preferRelativeResize="0"/>
-                  </pic:nvPicPr>
-                  <pic:blipFill>
-                    <a:blip r:embed="rId8"/>
-                    <a:srcRect b="0" l="0" r="0" t="0"/>
-                    <a:stretch>
-                      <a:fillRect/>
-                    </a:stretch>
-                  </pic:blipFill>
-                  <pic:spPr>
-                    <a:xfrm>
-                      <a:off x="0" y="0"/>
-                      <a:ext cx="3780000" cy="1675862"/>
-                    </a:xfrm>
-                    <a:prstGeom prst="rect"/>
-                    <a:ln w="6350">
-                      <a:solidFill>
-                        <a:srgbClr val="C4C7C5"/>
-                      </a:solidFill>
-                      <a:prstDash val="solid"/>
-                    </a:ln>
-                  </pic:spPr>
-                </pic:pic>
-              </a:graphicData>
-            </a:graphic>
-          </wp:inline>
-        </w:drawing>
-      </w:r>
-      <w:r>
-        <w:rPr>
-          <w:rtl w:val="0"/>
-        </w:rPr>
-      </w:r>
-    </w:p>
-    <w:p>
-      <w:pPr>
-        <w:keepNext w:val="0"/>
-        <w:keepLines w:val="0"/>
-        <w:spacing w:after="240" w:before="0" w:line="240" w:lineRule="auto"/>
-        <w:ind w:left="0" w:firstLine="0"/>
-        <w:jc w:val="center"/>
-        <w:rPr>
-          <w:rFonts w:ascii="Times New Roman" w:cs="Times New Roman" w:eastAsia="Times New Roman" w:hAnsi="Times New Roman"/>
-          <w:sz w:val="26"/>
-          <w:szCs w:val="26"/>
-        </w:rPr>
-      </w:pPr>
-      <w:r>
-        <w:rPr>
-          <w:rFonts w:ascii="Times New Roman" w:cs="Times New Roman" w:eastAsia="Times New Roman" w:hAnsi="Times New Roman"/>
-          <w:rtl w:val="0"/>
-        </w:rPr>
-        <w:t xml:space="preserve">Fonte: Relatório HTML do StrykerJS, primeira execução.</w:t>
-      </w:r>
-      <w:r>
-        <w:rPr>
-          <w:rtl w:val="0"/>
-        </w:rPr>
-      </w:r>
-    </w:p>
-    <w:p>
-      <w:pPr>
-        <w:pStyle w:val="Heading3"/>
-        <w:keepNext w:val="1"/>
-        <w:keepLines w:val="1"/>
-        <w:spacing w:after="120" w:before="120" w:line="276" w:lineRule="auto"/>
-        <w:ind w:left="0" w:firstLine="0"/>
-        <w:jc w:val="left"/>
-        <w:rPr>
-          <w:rFonts w:ascii="Times New Roman" w:cs="Times New Roman" w:eastAsia="Times New Roman" w:hAnsi="Times New Roman"/>
-          <w:sz w:val="26"/>
-          <w:szCs w:val="26"/>
-        </w:rPr>
-      </w:pPr>
-      <w:r>
-        <w:rPr>
-          <w:rFonts w:ascii="Times New Roman" w:cs="Times New Roman" w:eastAsia="Times New Roman" w:hAnsi="Times New Roman"/>
-          <w:rtl w:val="0"/>
-        </w:rPr>
-        <w:t xml:space="preserve">3.2. Mutante 2: operador aritmético em fahrenheitParaCelsius </w:t>
-      </w:r>
-      <w:r>
-        <w:rPr>
-          <w:rtl w:val="0"/>
-        </w:rPr>
-      </w:r>
-    </w:p>
-    <w:p>
-      <w:pPr>
-        <w:keepNext w:val="0"/>
-        <w:keepLines w:val="0"/>
-        <w:spacing w:after="240" w:before="0" w:line="276" w:lineRule="auto"/>
-        <w:ind w:left="0" w:firstLine="720"/>
-        <w:jc w:val="both"/>
-        <w:rPr>
-          <w:rFonts w:ascii="Times New Roman" w:cs="Times New Roman" w:eastAsia="Times New Roman" w:hAnsi="Times New Roman"/>
-          <w:sz w:val="26"/>
-          <w:szCs w:val="26"/>
-        </w:rPr>
-      </w:pPr>
-      <w:r>
-        <w:rPr>
-          <w:rFonts w:ascii="Times New Roman" w:cs="Times New Roman" w:eastAsia="Times New Roman" w:hAnsi="Times New Roman"/>
-          <w:sz w:val="26"/>
-          <w:szCs w:val="26"/>
-          <w:rtl w:val="0"/>
-        </w:rPr>
-        <w:t xml:space="preserve">A mutação trocou (fahrenheit - 32) * 5/9 por (fahrenheit - 32) / 5/9. O teste original usava a entrada 32 °F, para a qual (32 - 32) vale zero; como zero multiplicado ou dividido por qualquer fator continua zero, o resultado esperado (0) é obtido mesmo com a fórmula errada. A entrada escolhida “neutraliza” justamente a operação que deveria ser testada. O mesmo ocorreu em celsiusParaFahrenheit(0): com 0 °C, o fator 9/5 é multiplicado por zero e qualquer alteração nele sobrevive.</w:t>
-      </w:r>
-    </w:p>
-    <w:p>
-      <w:pPr>
-        <w:keepNext w:val="1"/>
-        <w:keepLines w:val="1"/>
-        <w:spacing w:after="60" w:before="60" w:line="240" w:lineRule="auto"/>
-        <w:ind w:left="0" w:firstLine="0"/>
-        <w:jc w:val="center"/>
-        <w:rPr>
-          <w:rFonts w:ascii="Times New Roman" w:cs="Times New Roman" w:eastAsia="Times New Roman" w:hAnsi="Times New Roman"/>
-          <w:sz w:val="26"/>
-          <w:szCs w:val="26"/>
-        </w:rPr>
-      </w:pPr>
-      <w:r>
-        <w:rPr>
-          <w:rFonts w:ascii="Times New Roman" w:cs="Times New Roman" w:eastAsia="Times New Roman" w:hAnsi="Times New Roman"/>
-          <w:sz w:val="24"/>
-          <w:szCs w:val="24"/>
-          <w:rtl w:val="0"/>
-        </w:rPr>
-        <w:t xml:space="preserve">Figura 3 – Mutante ArithmeticOperator sobrevivente em fahrenheitParaCelsius</w:t>
-      </w:r>
-      <w:r>
-        <w:rPr>
-          <w:rtl w:val="0"/>
-        </w:rPr>
-      </w:r>
-    </w:p>
-    <w:p>
-      <w:pPr>
-        <w:keepNext w:val="1"/>
-        <w:keepLines w:val="1"/>
-        <w:spacing w:after="40" w:before="0" w:line="240" w:lineRule="auto"/>
-        <w:ind w:left="0" w:firstLine="0"/>
-        <w:jc w:val="center"/>
-        <w:rPr>
-          <w:rFonts w:ascii="Times New Roman" w:cs="Times New Roman" w:eastAsia="Times New Roman" w:hAnsi="Times New Roman"/>
-          <w:sz w:val="26"/>
-          <w:szCs w:val="26"/>
-        </w:rPr>
-      </w:pPr>
-      <w:r>
-        <w:rPr>
-          <w:rFonts w:ascii="Times New Roman" w:cs="Times New Roman" w:eastAsia="Times New Roman" w:hAnsi="Times New Roman"/>
-          <w:sz w:val="24"/>
-          <w:szCs w:val="24"/>
-        </w:rPr>
-        <w:drawing>
-          <wp:inline distB="0" distT="0" distL="0" distR="0">
-            <wp:extent cx="3780000" cy="1675862"/>
-            <wp:effectExtent b="6350" l="6350" r="6350" t="6350"/>
-            <wp:docPr id="2" name="image3.png"/>
-            <a:graphic>
-              <a:graphicData uri="http://schemas.openxmlformats.org/drawingml/2006/picture">
-                <pic:pic>
-                  <pic:nvPicPr>
-                    <pic:cNvPr id="0" name="image3.png"/>
                     <pic:cNvPicPr preferRelativeResize="0"/>
                   </pic:nvPicPr>
                   <pic:blipFill>
@@ -1440,7 +1300,7 @@
           <w:rFonts w:ascii="Times New Roman" w:cs="Times New Roman" w:eastAsia="Times New Roman" w:hAnsi="Times New Roman"/>
           <w:rtl w:val="0"/>
         </w:rPr>
-        <w:t xml:space="preserve">3.3. Mutante 3: remoção da ordenação em medianaArray (linha 109)</w:t>
+        <w:t xml:space="preserve">3.2. Mutante 2: operador aritmético em fahrenheitParaCelsius </w:t>
       </w:r>
       <w:r>
         <w:rPr>
@@ -1468,7 +1328,7 @@
           <w:szCs w:val="26"/>
           <w:rtl w:val="0"/>
         </w:rPr>
-        <w:t xml:space="preserve">O Stryker removeu a chamada .sort((a, b) =&gt; a - b), deixando o array na ordem original. O teste usava [1, 2, 3, 4, 5], que já está ordenado; assim, a ordenação não tinha efeito observável e sua remoção passou despercebida (o mesmo vale para os mutantes que alteram o comparador). Além disso, por usar apenas um array de tamanho ímpar, o ramo de tamanho par nunca foi executado, o que gerou mutantes sem cobertura.</w:t>
+        <w:t xml:space="preserve">A mutação trocou (fahrenheit - 32) * 5/9 por (fahrenheit - 32) / 5/9. O teste original usava a entrada 32 °F, para a qual (32 - 32) vale zero; como zero multiplicado ou dividido por qualquer fator continua zero, o resultado esperado (0) é obtido mesmo com a fórmula errada. A entrada escolhida “neutraliza” justamente a operação que deveria ser testada. O mesmo ocorreu em celsiusParaFahrenheit(0): com 0 °C, o fator 9/5 é multiplicado por zero e qualquer alteração nele sobrevive.</w:t>
       </w:r>
     </w:p>
     <w:p>
@@ -1491,7 +1351,7 @@
           <w:szCs w:val="24"/>
           <w:rtl w:val="0"/>
         </w:rPr>
-        <w:t xml:space="preserve">Figura 4 – Mutante MethodExpression sobrevivente em medianaArray</w:t>
+        <w:t xml:space="preserve">Figura 3 – Mutante ArithmeticOperator sobrevivente em fahrenheitParaCelsius</w:t>
       </w:r>
       <w:r>
         <w:rPr>
@@ -1522,7 +1382,7 @@
           <wp:inline distB="0" distT="0" distL="0" distR="0">
             <wp:extent cx="3780000" cy="1675862"/>
             <wp:effectExtent b="6350" l="6350" r="6350" t="6350"/>
-            <wp:docPr id="5" name="image2.png"/>
+            <wp:docPr id="2" name="image2.png"/>
             <a:graphic>
               <a:graphicData uri="http://schemas.openxmlformats.org/drawingml/2006/picture">
                 <pic:pic>
@@ -1532,6 +1392,173 @@
                   </pic:nvPicPr>
                   <pic:blipFill>
                     <a:blip r:embed="rId10"/>
+                    <a:srcRect b="0" l="0" r="0" t="0"/>
+                    <a:stretch>
+                      <a:fillRect/>
+                    </a:stretch>
+                  </pic:blipFill>
+                  <pic:spPr>
+                    <a:xfrm>
+                      <a:off x="0" y="0"/>
+                      <a:ext cx="3780000" cy="1675862"/>
+                    </a:xfrm>
+                    <a:prstGeom prst="rect"/>
+                    <a:ln w="6350">
+                      <a:solidFill>
+                        <a:srgbClr val="C4C7C5"/>
+                      </a:solidFill>
+                      <a:prstDash val="solid"/>
+                    </a:ln>
+                  </pic:spPr>
+                </pic:pic>
+              </a:graphicData>
+            </a:graphic>
+          </wp:inline>
+        </w:drawing>
+      </w:r>
+      <w:r>
+        <w:rPr>
+          <w:rtl w:val="0"/>
+        </w:rPr>
+      </w:r>
+    </w:p>
+    <w:p>
+      <w:pPr>
+        <w:keepNext w:val="0"/>
+        <w:keepLines w:val="0"/>
+        <w:spacing w:after="240" w:before="0" w:line="240" w:lineRule="auto"/>
+        <w:ind w:left="0" w:firstLine="0"/>
+        <w:jc w:val="center"/>
+        <w:rPr>
+          <w:rFonts w:ascii="Times New Roman" w:cs="Times New Roman" w:eastAsia="Times New Roman" w:hAnsi="Times New Roman"/>
+          <w:sz w:val="26"/>
+          <w:szCs w:val="26"/>
+        </w:rPr>
+      </w:pPr>
+      <w:r>
+        <w:rPr>
+          <w:rFonts w:ascii="Times New Roman" w:cs="Times New Roman" w:eastAsia="Times New Roman" w:hAnsi="Times New Roman"/>
+          <w:rtl w:val="0"/>
+        </w:rPr>
+        <w:t xml:space="preserve">Fonte: Relatório HTML do StrykerJS, primeira execução.</w:t>
+      </w:r>
+      <w:r>
+        <w:rPr>
+          <w:rtl w:val="0"/>
+        </w:rPr>
+      </w:r>
+    </w:p>
+    <w:p>
+      <w:pPr>
+        <w:pStyle w:val="Heading3"/>
+        <w:keepNext w:val="1"/>
+        <w:keepLines w:val="1"/>
+        <w:spacing w:after="120" w:before="120" w:line="276" w:lineRule="auto"/>
+        <w:ind w:left="0" w:firstLine="0"/>
+        <w:jc w:val="left"/>
+        <w:rPr>
+          <w:rFonts w:ascii="Times New Roman" w:cs="Times New Roman" w:eastAsia="Times New Roman" w:hAnsi="Times New Roman"/>
+          <w:sz w:val="26"/>
+          <w:szCs w:val="26"/>
+        </w:rPr>
+      </w:pPr>
+      <w:r>
+        <w:rPr>
+          <w:rFonts w:ascii="Times New Roman" w:cs="Times New Roman" w:eastAsia="Times New Roman" w:hAnsi="Times New Roman"/>
+          <w:rtl w:val="0"/>
+        </w:rPr>
+        <w:t xml:space="preserve">3.3. Mutante 3: remoção da ordenação em medianaArray (linha 109)</w:t>
+      </w:r>
+      <w:r>
+        <w:rPr>
+          <w:rtl w:val="0"/>
+        </w:rPr>
+      </w:r>
+    </w:p>
+    <w:p>
+      <w:pPr>
+        <w:keepNext w:val="0"/>
+        <w:keepLines w:val="0"/>
+        <w:spacing w:after="240" w:before="0" w:line="276" w:lineRule="auto"/>
+        <w:ind w:left="0" w:firstLine="720"/>
+        <w:jc w:val="both"/>
+        <w:rPr>
+          <w:rFonts w:ascii="Times New Roman" w:cs="Times New Roman" w:eastAsia="Times New Roman" w:hAnsi="Times New Roman"/>
+          <w:sz w:val="26"/>
+          <w:szCs w:val="26"/>
+        </w:rPr>
+      </w:pPr>
+      <w:r>
+        <w:rPr>
+          <w:rFonts w:ascii="Times New Roman" w:cs="Times New Roman" w:eastAsia="Times New Roman" w:hAnsi="Times New Roman"/>
+          <w:sz w:val="26"/>
+          <w:szCs w:val="26"/>
+          <w:rtl w:val="0"/>
+        </w:rPr>
+        <w:t xml:space="preserve">O Stryker removeu a chamada .sort((a, b) =&gt; a - b), deixando o array na ordem original. O teste usava [1, 2, 3, 4, 5], que já está ordenado; assim, a ordenação não tinha efeito observável e sua remoção passou despercebida (o mesmo vale para os mutantes que alteram o comparador). Além disso, por usar apenas um array de tamanho ímpar, o ramo de tamanho par nunca foi executado, o que gerou mutantes sem cobertura.</w:t>
+      </w:r>
+    </w:p>
+    <w:p>
+      <w:pPr>
+        <w:keepNext w:val="1"/>
+        <w:keepLines w:val="1"/>
+        <w:spacing w:after="60" w:before="60" w:line="240" w:lineRule="auto"/>
+        <w:ind w:left="0" w:firstLine="0"/>
+        <w:jc w:val="center"/>
+        <w:rPr>
+          <w:rFonts w:ascii="Times New Roman" w:cs="Times New Roman" w:eastAsia="Times New Roman" w:hAnsi="Times New Roman"/>
+          <w:sz w:val="26"/>
+          <w:szCs w:val="26"/>
+        </w:rPr>
+      </w:pPr>
+      <w:r>
+        <w:rPr>
+          <w:rFonts w:ascii="Times New Roman" w:cs="Times New Roman" w:eastAsia="Times New Roman" w:hAnsi="Times New Roman"/>
+          <w:sz w:val="24"/>
+          <w:szCs w:val="24"/>
+          <w:rtl w:val="0"/>
+        </w:rPr>
+        <w:t xml:space="preserve">Figura 4 – Mutante MethodExpression sobrevivente em medianaArray</w:t>
+      </w:r>
+      <w:r>
+        <w:rPr>
+          <w:rtl w:val="0"/>
+        </w:rPr>
+      </w:r>
+    </w:p>
+    <w:p>
+      <w:pPr>
+        <w:keepNext w:val="1"/>
+        <w:keepLines w:val="1"/>
+        <w:spacing w:after="40" w:before="0" w:line="240" w:lineRule="auto"/>
+        <w:ind w:left="0" w:firstLine="0"/>
+        <w:jc w:val="center"/>
+        <w:rPr>
+          <w:rFonts w:ascii="Times New Roman" w:cs="Times New Roman" w:eastAsia="Times New Roman" w:hAnsi="Times New Roman"/>
+          <w:sz w:val="26"/>
+          <w:szCs w:val="26"/>
+        </w:rPr>
+      </w:pPr>
+      <w:r>
+        <w:rPr>
+          <w:rFonts w:ascii="Times New Roman" w:cs="Times New Roman" w:eastAsia="Times New Roman" w:hAnsi="Times New Roman"/>
+          <w:sz w:val="24"/>
+          <w:szCs w:val="24"/>
+        </w:rPr>
+        <w:drawing>
+          <wp:inline distB="0" distT="0" distL="0" distR="0">
+            <wp:extent cx="3780000" cy="1675862"/>
+            <wp:effectExtent b="6350" l="6350" r="6350" t="6350"/>
+            <wp:docPr id="5" name="image4.png"/>
+            <a:graphic>
+              <a:graphicData uri="http://schemas.openxmlformats.org/drawingml/2006/picture">
+                <pic:pic>
+                  <pic:nvPicPr>
+                    <pic:cNvPr id="0" name="image4.png"/>
+                    <pic:cNvPicPr preferRelativeResize="0"/>
+                  </pic:nvPicPr>
+                  <pic:blipFill>
+                    <a:blip r:embed="rId11"/>
                     <a:srcRect b="0" l="0" r="0" t="0"/>
                     <a:stretch>
                       <a:fillRect/>
@@ -3410,16 +3437,16 @@
           <wp:inline distB="0" distT="0" distL="0" distR="0">
             <wp:extent cx="5400000" cy="970000"/>
             <wp:effectExtent b="6350" l="6350" r="6350" t="6350"/>
-            <wp:docPr id="4" name="image4.png"/>
+            <wp:docPr id="4" name="image1.png"/>
             <a:graphic>
               <a:graphicData uri="http://schemas.openxmlformats.org/drawingml/2006/picture">
                 <pic:pic>
                   <pic:nvPicPr>
-                    <pic:cNvPr id="0" name="image4.png"/>
+                    <pic:cNvPr id="0" name="image1.png"/>
                     <pic:cNvPicPr preferRelativeResize="0"/>
                   </pic:nvPicPr>
                   <pic:blipFill>
-                    <a:blip r:embed="rId11"/>
+                    <a:blip r:embed="rId12"/>
                     <a:srcRect b="0" l="0" r="0" t="0"/>
                     <a:stretch>
                       <a:fillRect/>
@@ -3550,7 +3577,7 @@
       </w:r>
     </w:p>
     <w:sectPr>
-      <w:headerReference r:id="rId12" w:type="default"/>
+      <w:headerReference r:id="rId13" w:type="default"/>
       <w:type w:val="nextPage"/>
       <w:pgSz w:h="16838" w:w="11906" w:orient="portrait"/>
       <w:pgMar w:bottom="1134" w:top="1701" w:left="1701" w:right="1134" w:header="709" w:footer="709"/>
